--- a/刘洋/00_试课材料/02_外刊语篇/外刊语篇_2070旅游_学生版.docx
+++ b/刘洋/00_试课材料/02_外刊语篇/外刊语篇_2070旅游_学生版.docx
@@ -230,6 +230,370 @@
           <w:sz w:val="21"/>
         </w:rPr>
         <w:t xml:space="preserve">　A. Travel in 2070　　B. Heartbeat Passport　　C. A Futuristic Device　　D. 3D Print Technology</w:t>
+      </w:r>
+    </w:p>
+    <w:p>
+      <w:pPr>
+        <w:spacing w:before="280" w:after="40"/>
+      </w:pPr>
+      <w:r>
+        <w:rPr>
+          <w:rFonts w:ascii="Times New Roman" w:hAnsi="Times New Roman" w:eastAsia="宋体"/>
+          <w:b/>
+          <w:color w:val="1F4E79"/>
+          <w:sz w:val="24"/>
+        </w:rPr>
+        <w:t>三、九上新语法学习：被动语态 · 一般将来时（will be + done）</w:t>
+      </w:r>
+    </w:p>
+    <w:p>
+      <w:pPr>
+        <w:spacing w:after="120"/>
+      </w:pPr>
+      <w:r>
+        <w:rPr>
+          <w:rFonts w:ascii="Times New Roman" w:hAnsi="Times New Roman" w:eastAsia="宋体"/>
+          <w:b w:val="0"/>
+          <w:color w:val="595959"/>
+          <w:sz w:val="20"/>
+        </w:rPr>
+        <w:t>结合本篇语篇，学习九年级新语法——一般将来时被动语态（九上被动语态体系入口）</w:t>
+      </w:r>
+    </w:p>
+    <w:p>
+      <w:pPr>
+        <w:spacing w:before="120" w:after="40"/>
+      </w:pPr>
+      <w:r>
+        <w:rPr>
+          <w:rFonts w:ascii="Times New Roman" w:hAnsi="Times New Roman" w:eastAsia="宋体"/>
+          <w:b/>
+          <w:sz w:val="22"/>
+        </w:rPr>
+        <w:t>◆ 概念（掌握 3 句）</w:t>
+      </w:r>
+    </w:p>
+    <w:p>
+      <w:pPr>
+        <w:spacing w:after="60"/>
+        <w:ind w:left="360"/>
+      </w:pPr>
+      <w:r>
+        <w:rPr>
+          <w:rFonts w:ascii="Times New Roman" w:hAnsi="Times New Roman" w:eastAsia="宋体"/>
+          <w:b w:val="0"/>
+          <w:sz w:val="22"/>
+        </w:rPr>
+        <w:t>1. 被动语态 = 主语是动作的承受者。构成：be + 过去分词（时态由 be 体现）。</w:t>
+      </w:r>
+    </w:p>
+    <w:p>
+      <w:pPr>
+        <w:spacing w:after="60"/>
+        <w:ind w:left="360"/>
+      </w:pPr>
+      <w:r>
+        <w:rPr>
+          <w:rFonts w:ascii="Times New Roman" w:hAnsi="Times New Roman" w:eastAsia="宋体"/>
+          <w:b w:val="0"/>
+          <w:sz w:val="22"/>
+        </w:rPr>
+        <w:t>2. 一般将来时被动 = will be + 过去分词；否定：will not be + 过去分词。</w:t>
+      </w:r>
+    </w:p>
+    <w:p>
+      <w:pPr>
+        <w:spacing w:after="60"/>
+        <w:ind w:left="360"/>
+      </w:pPr>
+      <w:r>
+        <w:rPr>
+          <w:rFonts w:ascii="Times New Roman" w:hAnsi="Times New Roman" w:eastAsia="宋体"/>
+          <w:b w:val="0"/>
+          <w:sz w:val="22"/>
+        </w:rPr>
+        <w:t>3. 判诀：主语是「被…的」对象 + will / next year / tomorrow / in 2070 → 用 will be + 过去分词。</w:t>
+      </w:r>
+    </w:p>
+    <w:p>
+      <w:pPr>
+        <w:spacing w:before="120" w:after="40"/>
+      </w:pPr>
+      <w:r>
+        <w:rPr>
+          <w:rFonts w:ascii="Times New Roman" w:hAnsi="Times New Roman" w:eastAsia="宋体"/>
+          <w:b/>
+          <w:sz w:val="22"/>
+        </w:rPr>
+        <w:t>◆ 从原文找语法（语篇原句）</w:t>
+      </w:r>
+    </w:p>
+    <w:p>
+      <w:pPr>
+        <w:spacing w:after="60"/>
+        <w:ind w:left="360"/>
+      </w:pPr>
+      <w:r>
+        <w:rPr>
+          <w:rFonts w:ascii="Times New Roman" w:hAnsi="Times New Roman" w:eastAsia="宋体"/>
+          <w:b w:val="0"/>
+          <w:sz w:val="22"/>
+        </w:rPr>
+        <w:t>① Many kinds of services will be provided during the trip.　（旅途中将提供多种服务）</w:t>
+      </w:r>
+    </w:p>
+    <w:p>
+      <w:pPr>
+        <w:spacing w:after="40"/>
+        <w:ind w:left="360"/>
+      </w:pPr>
+      <w:r>
+        <w:rPr>
+          <w:rFonts w:ascii="Times New Roman" w:hAnsi="Times New Roman" w:eastAsia="宋体"/>
+          <w:b w:val="0"/>
+          <w:sz w:val="21"/>
+        </w:rPr>
+        <w:t xml:space="preserve">　→ services（服务）是「被提供」的 → will be provided</w:t>
+      </w:r>
+    </w:p>
+    <w:p>
+      <w:pPr>
+        <w:spacing w:after="60"/>
+        <w:ind w:left="360"/>
+      </w:pPr>
+      <w:r>
+        <w:rPr>
+          <w:rFonts w:ascii="Times New Roman" w:hAnsi="Times New Roman" w:eastAsia="宋体"/>
+          <w:b w:val="0"/>
+          <w:sz w:val="22"/>
+        </w:rPr>
+        <w:t>② Passport checks will not be used.　（护照检查将不再使用）</w:t>
+      </w:r>
+    </w:p>
+    <w:p>
+      <w:pPr>
+        <w:spacing w:after="40"/>
+        <w:ind w:left="360"/>
+      </w:pPr>
+      <w:r>
+        <w:rPr>
+          <w:rFonts w:ascii="Times New Roman" w:hAnsi="Times New Roman" w:eastAsia="宋体"/>
+          <w:b w:val="0"/>
+          <w:sz w:val="21"/>
+        </w:rPr>
+        <w:t xml:space="preserve">　→ checks（检查）是「被使用」的 → will not be used（否定）</w:t>
+      </w:r>
+    </w:p>
+    <w:p>
+      <w:pPr>
+        <w:spacing w:before="120" w:after="40"/>
+      </w:pPr>
+      <w:r>
+        <w:rPr>
+          <w:rFonts w:ascii="Times New Roman" w:hAnsi="Times New Roman" w:eastAsia="宋体"/>
+          <w:b/>
+          <w:sz w:val="22"/>
+        </w:rPr>
+        <w:t>◆ 主动 → 被动 三步法</w:t>
+      </w:r>
+    </w:p>
+    <w:p>
+      <w:pPr>
+        <w:spacing w:after="60"/>
+        <w:ind w:left="360"/>
+      </w:pPr>
+      <w:r>
+        <w:rPr>
+          <w:rFonts w:ascii="Times New Roman" w:hAnsi="Times New Roman" w:eastAsia="宋体"/>
+          <w:b w:val="0"/>
+          <w:sz w:val="22"/>
+        </w:rPr>
+        <w:t>① 宾语提前作主语　② 动词变 be + 过去分词（一般将来 → will be done）　③ 原主语变 by + 宾格（可省略）</w:t>
+      </w:r>
+    </w:p>
+    <w:p>
+      <w:pPr>
+        <w:spacing w:before="120" w:after="40"/>
+      </w:pPr>
+      <w:r>
+        <w:rPr>
+          <w:rFonts w:ascii="Times New Roman" w:hAnsi="Times New Roman" w:eastAsia="宋体"/>
+          <w:b/>
+          <w:sz w:val="22"/>
+        </w:rPr>
+        <w:t>◆ 被动语态时态框架（九上完整体系，先建框架）</w:t>
+      </w:r>
+    </w:p>
+    <w:p>
+      <w:pPr>
+        <w:spacing w:after="60"/>
+        <w:ind w:left="360"/>
+      </w:pPr>
+      <w:r>
+        <w:rPr>
+          <w:rFonts w:ascii="Times New Roman" w:hAnsi="Times New Roman" w:eastAsia="宋体"/>
+          <w:b w:val="0"/>
+          <w:sz w:val="22"/>
+        </w:rPr>
+        <w:t>一般现在 am/is/are done　｜　一般过去 was/were done　｜　一般将来 will be done</w:t>
+      </w:r>
+    </w:p>
+    <w:p>
+      <w:pPr>
+        <w:spacing w:after="60"/>
+        <w:ind w:left="360"/>
+      </w:pPr>
+      <w:r>
+        <w:rPr>
+          <w:rFonts w:ascii="Times New Roman" w:hAnsi="Times New Roman" w:eastAsia="宋体"/>
+          <w:b w:val="0"/>
+          <w:sz w:val="22"/>
+        </w:rPr>
+        <w:t>现在完成 have/has been done　｜　情态动词 can/must/should be done</w:t>
+      </w:r>
+    </w:p>
+    <w:p>
+      <w:pPr>
+        <w:spacing w:before="240" w:after="40"/>
+      </w:pPr>
+      <w:r>
+        <w:rPr>
+          <w:rFonts w:ascii="Times New Roman" w:hAnsi="Times New Roman" w:eastAsia="宋体"/>
+          <w:b/>
+          <w:color w:val="1F4E79"/>
+          <w:sz w:val="24"/>
+        </w:rPr>
+        <w:t>四、语法练习（5 题 · 结合本篇语篇主题）</w:t>
+      </w:r>
+    </w:p>
+    <w:p>
+      <w:pPr>
+        <w:spacing w:after="20"/>
+      </w:pPr>
+      <w:r>
+        <w:rPr>
+          <w:rFonts w:ascii="Times New Roman" w:hAnsi="Times New Roman" w:eastAsia="宋体"/>
+          <w:b/>
+          <w:sz w:val="22"/>
+        </w:rPr>
+        <w:t>1. Many kinds of services ___ to the travelers during the trip in 2070, and the journey will become more colorful.</w:t>
+      </w:r>
+    </w:p>
+    <w:p>
+      <w:pPr>
+        <w:spacing w:after="40"/>
+      </w:pPr>
+      <w:r>
+        <w:rPr>
+          <w:rFonts w:ascii="Times New Roman" w:hAnsi="Times New Roman" w:eastAsia="宋体"/>
+          <w:b w:val="0"/>
+          <w:sz w:val="21"/>
+        </w:rPr>
+        <w:t xml:space="preserve">　A. will be provided　　B. will provide　　C. provide　　D. are provided</w:t>
+      </w:r>
+    </w:p>
+    <w:p>
+      <w:pPr>
+        <w:spacing w:after="20"/>
+      </w:pPr>
+      <w:r>
+        <w:rPr>
+          <w:rFonts w:ascii="Times New Roman" w:hAnsi="Times New Roman" w:eastAsia="宋体"/>
+          <w:b/>
+          <w:sz w:val="22"/>
+        </w:rPr>
+        <w:t>2. The new airport ___ in the south of the city next year, and it will make flying much faster for everyone.</w:t>
+      </w:r>
+    </w:p>
+    <w:p>
+      <w:pPr>
+        <w:spacing w:after="40"/>
+      </w:pPr>
+      <w:r>
+        <w:rPr>
+          <w:rFonts w:ascii="Times New Roman" w:hAnsi="Times New Roman" w:eastAsia="宋体"/>
+          <w:b w:val="0"/>
+          <w:sz w:val="21"/>
+        </w:rPr>
+        <w:t xml:space="preserve">　A. will build　　B. will be built　　C. builds　　D. is building</w:t>
+      </w:r>
+    </w:p>
+    <w:p>
+      <w:pPr>
+        <w:spacing w:after="20"/>
+      </w:pPr>
+      <w:r>
+        <w:rPr>
+          <w:rFonts w:ascii="Times New Roman" w:hAnsi="Times New Roman" w:eastAsia="宋体"/>
+          <w:b/>
+          <w:sz w:val="22"/>
+        </w:rPr>
+        <w:t>3. If the tickets ___ in advance, travelers will get a much better price for their trip.</w:t>
+      </w:r>
+    </w:p>
+    <w:p>
+      <w:pPr>
+        <w:spacing w:after="40"/>
+      </w:pPr>
+      <w:r>
+        <w:rPr>
+          <w:rFonts w:ascii="Times New Roman" w:hAnsi="Times New Roman" w:eastAsia="宋体"/>
+          <w:b w:val="0"/>
+          <w:sz w:val="21"/>
+        </w:rPr>
+        <w:t xml:space="preserve">　A. are booked　　B. will be booked　　C. book　　D. booked</w:t>
+      </w:r>
+    </w:p>
+    <w:p>
+      <w:pPr>
+        <w:spacing w:after="20"/>
+      </w:pPr>
+      <w:r>
+        <w:rPr>
+          <w:rFonts w:ascii="Times New Roman" w:hAnsi="Times New Roman" w:eastAsia="宋体"/>
+          <w:b/>
+          <w:sz w:val="22"/>
+        </w:rPr>
+        <w:t>4. The old hotel, which ___ in 1990, will be pulled down and replaced by a smart one next month.</w:t>
+      </w:r>
+    </w:p>
+    <w:p>
+      <w:pPr>
+        <w:spacing w:after="40"/>
+      </w:pPr>
+      <w:r>
+        <w:rPr>
+          <w:rFonts w:ascii="Times New Roman" w:hAnsi="Times New Roman" w:eastAsia="宋体"/>
+          <w:b w:val="0"/>
+          <w:sz w:val="21"/>
+        </w:rPr>
+        <w:t xml:space="preserve">　A. is built　　B. was built　　C. will be built　　D. builds</w:t>
+      </w:r>
+    </w:p>
+    <w:p>
+      <w:pPr>
+        <w:spacing w:after="20"/>
+      </w:pPr>
+      <w:r>
+        <w:rPr>
+          <w:rFonts w:ascii="Times New Roman" w:hAnsi="Times New Roman" w:eastAsia="宋体"/>
+          <w:b/>
+          <w:sz w:val="22"/>
+        </w:rPr>
+        <w:t>5. The new technology can ___ to check travelers' temperatures at the airport, which is very convenient.</w:t>
+      </w:r>
+    </w:p>
+    <w:p>
+      <w:pPr>
+        <w:spacing w:after="40"/>
+      </w:pPr>
+      <w:r>
+        <w:rPr>
+          <w:rFonts w:ascii="Times New Roman" w:hAnsi="Times New Roman" w:eastAsia="宋体"/>
+          <w:b w:val="0"/>
+          <w:sz w:val="21"/>
+        </w:rPr>
+        <w:t xml:space="preserve">　A. use　　B. used　　C. be used　　D. using</w:t>
       </w:r>
     </w:p>
     <w:sectPr>
